--- a/static/downloads/de/docx/layer-6/change-protocol.docx
+++ b/static/downloads/de/docx/layer-6/change-protocol.docx
@@ -59,13 +59,13 @@
         <w:t xml:space="preserve">RCOS – Regenerative Community Operating System</w:t>
       </w:r>
     </w:p>
-    <w:bookmarkStart w:id="31" w:name="change-protocol"/>
+    <w:bookmarkStart w:id="31" w:name="änderungsprotokoll"/>
     <w:p>
       <w:pPr>
         <w:pStyle w:val="Heading1"/>
       </w:pPr>
       <w:r>
-        <w:t xml:space="preserve">Change Protocol</w:t>
+        <w:t xml:space="preserve">Änderungsprotokoll</w:t>
       </w:r>
     </w:p>
     <w:p>
@@ -145,18 +145,6 @@
       </w:hyperlink>
     </w:p>
     <w:p>
-      <w:pPr>
-        <w:pStyle w:val="BlockText"/>
-      </w:pPr>
-      <w:r>
-        <w:rPr>
-          <w:i/>
-          <w:iCs/>
-        </w:rPr>
-        <w:t xml:space="preserve">Dieser Inhalt ist noch nicht ins Deutsche übersetzt – die englische Quelle wird angezeigt.</w:t>
-      </w:r>
-    </w:p>
-    <w:p>
       <w:r>
         <w:pict>
           <v:rect style="width:0;height:1.5pt" o:hralign="center" o:hrstd="t" o:hr="t"/>
@@ -176,13 +164,13 @@
           <w:b/>
           <w:bCs/>
         </w:rPr>
-        <w:t xml:space="preserve">Layer:</w:t>
-      </w:r>
-      <w:r>
-        <w:t xml:space="preserve"> </w:t>
-      </w:r>
-      <w:r>
-        <w:t xml:space="preserve">6 — Evolution &amp; Adaptation</w:t>
+        <w:t xml:space="preserve">Schicht:</w:t>
+      </w:r>
+      <w:r>
+        <w:t xml:space="preserve"> </w:t>
+      </w:r>
+      <w:r>
+        <w:t xml:space="preserve">6 — Evolution &amp; Anpassung</w:t>
       </w:r>
     </w:p>
     <w:p>
@@ -204,7 +192,7 @@
         <w:t xml:space="preserve"> </w:t>
       </w:r>
       <w:r>
-        <w:t xml:space="preserve">Template — adapt for your community</w:t>
+        <w:t xml:space="preserve">Vorlage — an eure Gemeinschaft anpassen</w:t>
       </w:r>
     </w:p>
     <w:p>
@@ -220,7 +208,7 @@
           <w:b/>
           <w:bCs/>
         </w:rPr>
-        <w:t xml:space="preserve">RCOS reference:</w:t>
+        <w:t xml:space="preserve">RCOS-Referenz:</w:t>
       </w:r>
       <w:r>
         <w:t xml:space="preserve"> </w:t>
@@ -269,13 +257,13 @@
         </w:pict>
       </w:r>
     </w:p>
-    <w:bookmarkStart w:id="18" w:name="how-changes-are-proposed"/>
+    <w:bookmarkStart w:id="18" w:name="wie-änderungen-vorgeschlagen-werden"/>
     <w:p>
       <w:pPr>
         <w:pStyle w:val="Heading2"/>
       </w:pPr>
       <w:r>
-        <w:t xml:space="preserve">How Changes Are Proposed</w:t>
+        <w:t xml:space="preserve">Wie Änderungen vorgeschlagen werden</w:t>
       </w:r>
     </w:p>
     <w:p>
@@ -287,7 +275,7 @@
           <w:i/>
           <w:iCs/>
         </w:rPr>
-        <w:t xml:space="preserve">RCOS clauses:</w:t>
+        <w:t xml:space="preserve">RCOS-Klauseln:</w:t>
       </w:r>
       <w:r>
         <w:rPr>
@@ -388,7 +376,7 @@
           <w:b/>
           <w:bCs/>
         </w:rPr>
-        <w:t xml:space="preserve">Begründung — Why require a structured proposal</w:t>
+        <w:t xml:space="preserve">Begründung — Warum ein strukturierter Vorschlag</w:t>
       </w:r>
     </w:p>
     <w:p>
@@ -396,7 +384,7 @@
         <w:pStyle w:val="BlockText"/>
       </w:pPr>
       <w:r>
-        <w:t xml:space="preserve">A change that arrives as a vague idea in chat cannot be evaluated, challenged, or rolled back later. Forcing every proposal through the same minimum shape — affected artifacts, rationale, risks, rollback — turns an opinion into a reviewable artifact and makes it impossible to slip a rule change past the community by accident.</w:t>
+        <w:t xml:space="preserve">Eine Änderung, die als vage Idee im Chat auftaucht, kann nicht bewertet, angefochten oder später zurückgenommen werden. Indem jeder Vorschlag durch dieselbe Mindestform geleitet wird — betroffene Artefakte, Begründung, Risiken, Rücknahmeplan — wird eine Meinung zu einem überprüfbaren Artefakt, und es wird unmöglich, eine Regeländerung versehentlich an der Gemeinschaft vorbeizuschleusen.</w:t>
       </w:r>
     </w:p>
     <w:p>
@@ -408,7 +396,7 @@
           <w:b/>
           <w:bCs/>
         </w:rPr>
-        <w:t xml:space="preserve">Anleitung — How to fill this in</w:t>
+        <w:t xml:space="preserve">Anleitung — Wie ihr das ausfüllt</w:t>
       </w:r>
     </w:p>
     <w:p>
@@ -416,7 +404,7 @@
         <w:pStyle w:val="BlockText"/>
       </w:pPr>
       <w:r>
-        <w:t xml:space="preserve">State who may propose, where proposals are submitted, and the mandatory content fields. Tie this to the Governance Protocol (Layer 2).</w:t>
+        <w:t xml:space="preserve">Legt fest, wer vorschlagen darf, wo Vorschläge eingereicht werden und welche Pflichtfelder sie enthalten müssen. Verknüpft dies mit dem Governance-Protokoll (Schicht 2).</w:t>
       </w:r>
     </w:p>
     <w:p>
@@ -424,10 +412,17 @@
         <w:pStyle w:val="FirstParagraph"/>
       </w:pPr>
       <w:r>
-        <w:t xml:space="preserve"> </w:t>
-      </w:r>
-      <w:r>
-        <w:t xml:space="preserve">Every proposal must include:</w:t>
+        <w:rPr>
+          <w:i/>
+          <w:iCs/>
+        </w:rPr>
+        <w:t xml:space="preserve">&lt;Jedes Vollmitglied darf eine Änderung an jedem RCOS-Artefakt vorschlagen. Gebt den Einreichungskanal an.&gt;</w:t>
+      </w:r>
+      <w:r>
+        <w:t xml:space="preserve"> </w:t>
+      </w:r>
+      <w:r>
+        <w:t xml:space="preserve">Jeder Vorschlag muss enthalten:</w:t>
       </w:r>
     </w:p>
     <w:p>
@@ -438,6 +433,13 @@
           <w:numId w:val="1003"/>
         </w:numPr>
       </w:pPr>
+      <w:r>
+        <w:rPr>
+          <w:i/>
+          <w:iCs/>
+        </w:rPr>
+        <w:t xml:space="preserve">&lt;Zusammenfassung der Änderung.&gt;</w:t>
+      </w:r>
     </w:p>
     <w:p>
       <w:pPr>
@@ -452,7 +454,7 @@
           <w:i/>
           <w:iCs/>
         </w:rPr>
-        <w:t xml:space="preserve">&lt;Affected layers and artifacts (with links).&gt;</w:t>
+        <w:t xml:space="preserve">&lt;Betroffene Schichten und Artefakte (mit Links).&gt;</w:t>
       </w:r>
     </w:p>
     <w:p>
@@ -468,7 +470,7 @@
           <w:i/>
           <w:iCs/>
         </w:rPr>
-        <w:t xml:space="preserve">&lt;Decision type (Operational / Strategic / Constitutional).&gt;</w:t>
+        <w:t xml:space="preserve">&lt;Entscheidungstyp (Operativ / Strategisch / Konstitutionell).&gt;</w:t>
       </w:r>
     </w:p>
     <w:p>
@@ -484,7 +486,7 @@
           <w:i/>
           <w:iCs/>
         </w:rPr>
-        <w:t xml:space="preserve">&lt;Rationale.&gt;</w:t>
+        <w:t xml:space="preserve">&lt;Begründung.&gt;</w:t>
       </w:r>
     </w:p>
     <w:p>
@@ -495,6 +497,13 @@
           <w:numId w:val="1003"/>
         </w:numPr>
       </w:pPr>
+      <w:r>
+        <w:rPr>
+          <w:i/>
+          <w:iCs/>
+        </w:rPr>
+        <w:t xml:space="preserve">&lt;Risiken und Gegenmaßnahmen.&gt;</w:t>
+      </w:r>
     </w:p>
     <w:p>
       <w:pPr>
@@ -504,6 +513,13 @@
           <w:numId w:val="1003"/>
         </w:numPr>
       </w:pPr>
+      <w:r>
+        <w:rPr>
+          <w:i/>
+          <w:iCs/>
+        </w:rPr>
+        <w:t xml:space="preserve">&lt;Rücknahmeplan.&gt;</w:t>
+      </w:r>
     </w:p>
     <w:p>
       <w:pPr>
@@ -515,13 +531,13 @@
       </w:pPr>
     </w:p>
     <w:bookmarkEnd w:id="18"/>
-    <w:bookmarkStart w:id="19" w:name="how-proposals-are-classified"/>
+    <w:bookmarkStart w:id="19" w:name="wie-vorschläge-klassifiziert-werden"/>
     <w:p>
       <w:pPr>
         <w:pStyle w:val="Heading2"/>
       </w:pPr>
       <w:r>
-        <w:t xml:space="preserve">How Proposals Are Classified</w:t>
+        <w:t xml:space="preserve">Wie Vorschläge klassifiziert werden</w:t>
       </w:r>
     </w:p>
     <w:p>
@@ -533,7 +549,7 @@
           <w:i/>
           <w:iCs/>
         </w:rPr>
-        <w:t xml:space="preserve">RCOS clauses:</w:t>
+        <w:t xml:space="preserve">RCOS-Klauseln:</w:t>
       </w:r>
       <w:r>
         <w:rPr>
@@ -586,7 +602,7 @@
           <w:b/>
           <w:bCs/>
         </w:rPr>
-        <w:t xml:space="preserve">Begründung — Why classify by impact</w:t>
+        <w:t xml:space="preserve">Begründung — Warum nach Auswirkung klassifizieren</w:t>
       </w:r>
     </w:p>
     <w:p>
@@ -594,7 +610,7 @@
         <w:pStyle w:val="BlockText"/>
       </w:pPr>
       <w:r>
-        <w:t xml:space="preserve">Not every change deserves the same friction. Typo fixes should not need a supermajority; constitutional shifts should not pass quietly. Mapping proposals to decision types — and defaulting unclear cases upward — makes the cost of a change proportional to its blast radius and protects Layer 0 from being eroded through small moves.</w:t>
+        <w:t xml:space="preserve">Nicht jede Änderung verdient denselben Aufwand. Tippfehlerkorrekturen sollten keine Supermehrheit erfordern; verfassungsändernde Eingriffe sollten nicht still und leise durchgehen. Indem Vorschläge Entscheidungstypen zugeordnet werden — und unklare Fälle standardmäßig nach oben gestuft werden — wird der Aufwand einer Änderung proportional zu ihrem Wirkungsradius, und Schicht 0 wird davor geschützt, durch kleine Schritte ausgehöhlt zu werden.</w:t>
       </w:r>
     </w:p>
     <w:p>
@@ -606,7 +622,7 @@
           <w:b/>
           <w:bCs/>
         </w:rPr>
-        <w:t xml:space="preserve">Anleitung — How to fill this in</w:t>
+        <w:t xml:space="preserve">Anleitung — Wie ihr das ausfüllt</w:t>
       </w:r>
     </w:p>
     <w:p>
@@ -614,7 +630,7 @@
         <w:pStyle w:val="BlockText"/>
       </w:pPr>
       <w:r>
-        <w:t xml:space="preserve">Define what falls under each decision type. State the default-higher rule for ambiguous cases.</w:t>
+        <w:t xml:space="preserve">Definiert, was unter jeden Entscheidungstyp fällt. Legt die Regel fest, dass unklare Fälle in die höhere Kategorie eingestuft werden.</w:t>
       </w:r>
     </w:p>
     <w:p>
@@ -630,17 +646,17 @@
           <w:b/>
           <w:bCs/>
         </w:rPr>
-        <w:t xml:space="preserve">Operational:</w:t>
-      </w:r>
-      <w:r>
-        <w:t xml:space="preserve"> </w:t>
-      </w:r>
-      <w:r>
-        <w:rPr>
-          <w:i/>
-          <w:iCs/>
-        </w:rPr>
-        <w:t xml:space="preserve">&lt;wording corrections, formatting, minor content updates; no vote required; executed by the responsible role within delegated limits.&gt;</w:t>
+        <w:t xml:space="preserve">Operativ:</w:t>
+      </w:r>
+      <w:r>
+        <w:t xml:space="preserve"> </w:t>
+      </w:r>
+      <w:r>
+        <w:rPr>
+          <w:i/>
+          <w:iCs/>
+        </w:rPr>
+        <w:t xml:space="preserve">&lt;Formulierungskorrekturen, Formatierung, kleinere inhaltliche Aktualisierungen; keine Abstimmung erforderlich; wird von der zuständigen Rolle im Rahmen delegierter Befugnisse umgesetzt.&gt;</w:t>
       </w:r>
     </w:p>
     <w:p>
@@ -656,17 +672,17 @@
           <w:b/>
           <w:bCs/>
         </w:rPr>
-        <w:t xml:space="preserve">Strategic:</w:t>
-      </w:r>
-      <w:r>
-        <w:t xml:space="preserve"> </w:t>
-      </w:r>
-      <w:r>
-        <w:rPr>
-          <w:i/>
-          <w:iCs/>
-        </w:rPr>
-        <w:t xml:space="preserve">&lt;changes to Layer 1–5 content that affect member rights, processes, or structures.&gt;</w:t>
+        <w:t xml:space="preserve">Strategisch:</w:t>
+      </w:r>
+      <w:r>
+        <w:t xml:space="preserve"> </w:t>
+      </w:r>
+      <w:r>
+        <w:rPr>
+          <w:i/>
+          <w:iCs/>
+        </w:rPr>
+        <w:t xml:space="preserve">&lt;Änderungen an Inhalten der Schichten 1–5, die Mitgliedsrechte, Prozesse oder Strukturen betreffen.&gt;</w:t>
       </w:r>
     </w:p>
     <w:p>
@@ -682,17 +698,17 @@
           <w:b/>
           <w:bCs/>
         </w:rPr>
-        <w:t xml:space="preserve">Constitutional:</w:t>
-      </w:r>
-      <w:r>
-        <w:t xml:space="preserve"> </w:t>
-      </w:r>
-      <w:r>
-        <w:rPr>
-          <w:i/>
-          <w:iCs/>
-        </w:rPr>
-        <w:t xml:space="preserve">&lt;changes to Layer 0 (purpose, scope, invariants) or to the governance system itself (Layer 2).&gt;</w:t>
+        <w:t xml:space="preserve">Konstitutionell:</w:t>
+      </w:r>
+      <w:r>
+        <w:t xml:space="preserve"> </w:t>
+      </w:r>
+      <w:r>
+        <w:rPr>
+          <w:i/>
+          <w:iCs/>
+        </w:rPr>
+        <w:t xml:space="preserve">&lt;Änderungen an Schicht 0 (Zweck, Geltungsbereich, Invarianten) oder am Governance-System selbst (Schicht 2).&gt;</w:t>
       </w:r>
     </w:p>
     <w:p>
@@ -700,17 +716,17 @@
         <w:pStyle w:val="BlockText"/>
       </w:pPr>
       <w:r>
-        <w:t xml:space="preserve">If classification is unclear, it defaults to the higher-impact type.</w:t>
+        <w:t xml:space="preserve">Wenn die Klassifikation unklar ist, wird standardmäßig der höhere Auswirkungstyp angenommen.</w:t>
       </w:r>
     </w:p>
     <w:bookmarkEnd w:id="19"/>
-    <w:bookmarkStart w:id="21" w:name="review-and-deliberation"/>
+    <w:bookmarkStart w:id="21" w:name="prüfung-und-beratung"/>
     <w:p>
       <w:pPr>
         <w:pStyle w:val="Heading2"/>
       </w:pPr>
       <w:r>
-        <w:t xml:space="preserve">Review and Deliberation</w:t>
+        <w:t xml:space="preserve">Prüfung und Beratung</w:t>
       </w:r>
     </w:p>
     <w:p>
@@ -722,7 +738,7 @@
           <w:i/>
           <w:iCs/>
         </w:rPr>
-        <w:t xml:space="preserve">RCOS clauses:</w:t>
+        <w:t xml:space="preserve">RCOS-Klauseln:</w:t>
       </w:r>
       <w:r>
         <w:rPr>
@@ -775,7 +791,7 @@
           <w:b/>
           <w:bCs/>
         </w:rPr>
-        <w:t xml:space="preserve">Begründung — Why enforce minimum deliberation windows</w:t>
+        <w:t xml:space="preserve">Begründung — Warum Mindestberatungsfristen vorschreiben</w:t>
       </w:r>
     </w:p>
     <w:p>
@@ -783,7 +799,7 @@
         <w:pStyle w:val="BlockText"/>
       </w:pPr>
       <w:r>
-        <w:t xml:space="preserve">Without a floor on deliberation time, any change can be rushed through on a slow day when few members are paying attention. Mandatory minimums — longer for higher-impact changes — guarantee that members who are travelling, ill, or simply busy still get a real chance to read, object, or show up.</w:t>
+        <w:t xml:space="preserve">Ohne eine Mindestberatungszeit kann jede Änderung an einem ruhigen Tag durchgepeitscht werden, wenn nur wenige Mitglieder aufpassen. Verbindliche Mindestfristen — länger bei größerer Tragweite — garantieren, dass Mitglieder, die verreist, krank oder einfach beschäftigt sind, eine echte Chance bekommen, zu lesen, Einwände zu erheben oder teilzunehmen.</w:t>
       </w:r>
     </w:p>
     <w:p>
@@ -795,7 +811,7 @@
           <w:b/>
           <w:bCs/>
         </w:rPr>
-        <w:t xml:space="preserve">Anleitung — How to fill this in</w:t>
+        <w:t xml:space="preserve">Anleitung — Wie ihr das ausfüllt</w:t>
       </w:r>
     </w:p>
     <w:p>
@@ -803,7 +819,7 @@
         <w:pStyle w:val="BlockText"/>
       </w:pPr>
       <w:r>
-        <w:t xml:space="preserve">Set minimum deliberation periods for each decision type, and a ratification period for Constitutional changes.</w:t>
+        <w:t xml:space="preserve">Legt Mindestberatungsfristen für jeden Entscheidungstyp fest sowie eine Ratifizierungsfrist für konstitutionelle Änderungen.</w:t>
       </w:r>
     </w:p>
     <w:p>
@@ -819,7 +835,7 @@
           <w:b/>
           <w:bCs/>
         </w:rPr>
-        <w:t xml:space="preserve">Operational:</w:t>
+        <w:t xml:space="preserve">Operativ:</w:t>
       </w:r>
       <w:r>
         <w:t xml:space="preserve"> </w:t>
@@ -838,17 +854,17 @@
           <w:b/>
           <w:bCs/>
         </w:rPr>
-        <w:t xml:space="preserve">Strategic:</w:t>
-      </w:r>
-      <w:r>
-        <w:t xml:space="preserve"> </w:t>
-      </w:r>
-      <w:r>
-        <w:rPr>
-          <w:i/>
-          <w:iCs/>
-        </w:rPr>
-        <w:t xml:space="preserve">&lt;minimum X-day deliberation; deliberation venue.&gt;</w:t>
+        <w:t xml:space="preserve">Strategisch:</w:t>
+      </w:r>
+      <w:r>
+        <w:t xml:space="preserve"> </w:t>
+      </w:r>
+      <w:r>
+        <w:rPr>
+          <w:i/>
+          <w:iCs/>
+        </w:rPr>
+        <w:t xml:space="preserve">&lt;Mindestens X Tage Beratung; Beratungsort.&gt;</w:t>
       </w:r>
     </w:p>
     <w:p>
@@ -864,27 +880,27 @@
           <w:b/>
           <w:bCs/>
         </w:rPr>
-        <w:t xml:space="preserve">Constitutional:</w:t>
-      </w:r>
-      <w:r>
-        <w:t xml:space="preserve"> </w:t>
-      </w:r>
-      <w:r>
-        <w:rPr>
-          <w:i/>
-          <w:iCs/>
-        </w:rPr>
-        <w:t xml:space="preserve">&lt;minimum Y-day deliberation; Z-day ratification period after the vote passes.&gt;</w:t>
+        <w:t xml:space="preserve">Konstitutionell:</w:t>
+      </w:r>
+      <w:r>
+        <w:t xml:space="preserve"> </w:t>
+      </w:r>
+      <w:r>
+        <w:rPr>
+          <w:i/>
+          <w:iCs/>
+        </w:rPr>
+        <w:t xml:space="preserve">&lt;Mindestens Y Tage Beratung; Z Tage Ratifizierungsfrist nach erfolgreicher Abstimmung.&gt;</w:t>
       </w:r>
     </w:p>
     <w:bookmarkEnd w:id="21"/>
-    <w:bookmarkStart w:id="23" w:name="adoption-and-publication"/>
+    <w:bookmarkStart w:id="23" w:name="annahme-und-veröffentlichung"/>
     <w:p>
       <w:pPr>
         <w:pStyle w:val="Heading2"/>
       </w:pPr>
       <w:r>
-        <w:t xml:space="preserve">Adoption and Publication</w:t>
+        <w:t xml:space="preserve">Annahme und Veröffentlichung</w:t>
       </w:r>
     </w:p>
     <w:p>
@@ -896,7 +912,7 @@
           <w:i/>
           <w:iCs/>
         </w:rPr>
-        <w:t xml:space="preserve">RCOS clauses:</w:t>
+        <w:t xml:space="preserve">RCOS-Klauseln:</w:t>
       </w:r>
       <w:r>
         <w:rPr>
@@ -997,7 +1013,7 @@
           <w:b/>
           <w:bCs/>
         </w:rPr>
-        <w:t xml:space="preserve">Begründung — Why fixed publication steps</w:t>
+        <w:t xml:space="preserve">Begründung — Warum feste Veröffentlichungsschritte</w:t>
       </w:r>
     </w:p>
     <w:p>
@@ -1005,19 +1021,7 @@
         <w:pStyle w:val="BlockText"/>
       </w:pPr>
       <w:r>
-        <w:t xml:space="preserve">A vote that passes but is never written down is the same as no vote at all — and worse, it creates a gap where whoever remembers the outcome gets to define it. Tight, ordered publication steps close that gap and make</w:t>
-      </w:r>
-      <w:r>
-        <w:t xml:space="preserve"> </w:t>
-      </w:r>
-      <w:r>
-        <w:t xml:space="preserve">“what was adopted”</w:t>
-      </w:r>
-      <w:r>
-        <w:t xml:space="preserve"> </w:t>
-      </w:r>
-      <w:r>
-        <w:t xml:space="preserve">a matter of record, not of memory.</w:t>
+        <w:t xml:space="preserve">Eine Abstimmung, die bestanden wird, aber nie schriftlich festgehalten wird, ist so gut wie keine Abstimmung — und schlimmer noch, sie schafft eine Lücke, in der derjenige, der sich an das Ergebnis erinnert, es definieren darf. Strikte, geordnete Veröffentlichungsschritte schließen diese Lücke und machen „was wurde beschlossen“ zu einer Frage der Akten, nicht des Gedächtnisses.</w:t>
       </w:r>
     </w:p>
     <w:p>
@@ -1029,7 +1033,7 @@
           <w:b/>
           <w:bCs/>
         </w:rPr>
-        <w:t xml:space="preserve">Anleitung — How to fill this in</w:t>
+        <w:t xml:space="preserve">Anleitung — Wie ihr das ausfüllt</w:t>
       </w:r>
     </w:p>
     <w:p>
@@ -1037,7 +1041,7 @@
         <w:pStyle w:val="BlockText"/>
       </w:pPr>
       <w:r>
-        <w:t xml:space="preserve">State the ordered steps that must run after a proposal passes. Include time bounds and the version-history obligation.</w:t>
+        <w:t xml:space="preserve">Legt die geordneten Schritte fest, die nach Annahme eines Vorschlags durchlaufen werden müssen. Gebt Fristen und die Versionsverlaufspflicht an.</w:t>
       </w:r>
     </w:p>
     <w:p>
@@ -1045,7 +1049,7 @@
         <w:pStyle w:val="FirstParagraph"/>
       </w:pPr>
       <w:r>
-        <w:t xml:space="preserve">When a proposal passes:</w:t>
+        <w:t xml:space="preserve">Wenn ein Vorschlag angenommen wird:</w:t>
       </w:r>
     </w:p>
     <w:p>
@@ -1056,6 +1060,13 @@
           <w:numId w:val="1006"/>
         </w:numPr>
       </w:pPr>
+      <w:r>
+        <w:rPr>
+          <w:i/>
+          <w:iCs/>
+        </w:rPr>
+        <w:t xml:space="preserve">&lt;Vorschlagsdatei wird innerhalb von X Tagen ins Archiv für angenommene Vorschläge verschoben.&gt;</w:t>
+      </w:r>
     </w:p>
     <w:p>
       <w:pPr>
@@ -1074,6 +1085,13 @@
           <w:numId w:val="1006"/>
         </w:numPr>
       </w:pPr>
+      <w:r>
+        <w:rPr>
+          <w:i/>
+          <w:iCs/>
+        </w:rPr>
+        <w:t xml:space="preserve">&lt;Eintrag im Versionsverlauf wird hinzugefügt.&gt;</w:t>
+      </w:r>
     </w:p>
     <w:p>
       <w:pPr>
@@ -1085,13 +1103,13 @@
       </w:pPr>
     </w:p>
     <w:bookmarkEnd w:id="23"/>
-    <w:bookmarkStart w:id="24" w:name="rejection"/>
+    <w:bookmarkStart w:id="24" w:name="ablehnung"/>
     <w:p>
       <w:pPr>
         <w:pStyle w:val="Heading2"/>
       </w:pPr>
       <w:r>
-        <w:t xml:space="preserve">Rejection</w:t>
+        <w:t xml:space="preserve">Ablehnung</w:t>
       </w:r>
     </w:p>
     <w:p>
@@ -1103,7 +1121,7 @@
           <w:i/>
           <w:iCs/>
         </w:rPr>
-        <w:t xml:space="preserve">RCOS clauses:</w:t>
+        <w:t xml:space="preserve">RCOS-Klauseln:</w:t>
       </w:r>
       <w:r>
         <w:rPr>
@@ -1156,7 +1174,7 @@
           <w:b/>
           <w:bCs/>
         </w:rPr>
-        <w:t xml:space="preserve">Begründung — Why archive rejected proposals</w:t>
+        <w:t xml:space="preserve">Begründung — Warum abgelehnte Vorschläge archivieren</w:t>
       </w:r>
     </w:p>
     <w:p>
@@ -1164,7 +1182,7 @@
         <w:pStyle w:val="BlockText"/>
       </w:pPr>
       <w:r>
-        <w:t xml:space="preserve">Rejected ideas carry as much signal as accepted ones — they show what the community considered and declined. Keeping rejections filed and accessible prevents the same proposal from reappearing under a new name every six months and gives future members a view of the paths not taken.</w:t>
+        <w:t xml:space="preserve">Abgelehnte Ideen sind ebenso aufschlussreich wie angenommene — sie zeigen, was die Gemeinschaft in Betracht gezogen und verworfen hat. Das Aufbewahren und Zugänglichmachen von Ablehnungen verhindert, dass derselbe Vorschlag alle sechs Monate unter neuem Namen wieder auftaucht, und gibt zukünftigen Mitgliedern einen Blick auf die nicht eingeschlagenen Wege.</w:t>
       </w:r>
     </w:p>
     <w:p>
@@ -1176,7 +1194,7 @@
           <w:b/>
           <w:bCs/>
         </w:rPr>
-        <w:t xml:space="preserve">Anleitung — How to fill this in</w:t>
+        <w:t xml:space="preserve">Anleitung — Wie ihr das ausfüllt</w:t>
       </w:r>
     </w:p>
     <w:p>
@@ -1184,7 +1202,7 @@
         <w:pStyle w:val="BlockText"/>
       </w:pPr>
       <w:r>
-        <w:t xml:space="preserve">State the archive location for rejected proposals and the re-vote conditions for revisiting the question.</w:t>
+        <w:t xml:space="preserve">Gebt den Archivort für abgelehnte Vorschläge und die Bedingungen für eine erneute Abstimmung an.</w:t>
       </w:r>
     </w:p>
     <w:p>
@@ -1192,7 +1210,7 @@
         <w:pStyle w:val="FirstParagraph"/>
       </w:pPr>
       <w:r>
-        <w:t xml:space="preserve">When a proposal is rejected:</w:t>
+        <w:t xml:space="preserve">Wenn ein Vorschlag abgelehnt wird:</w:t>
       </w:r>
     </w:p>
     <w:p>
@@ -1203,6 +1221,13 @@
           <w:numId w:val="1007"/>
         </w:numPr>
       </w:pPr>
+      <w:r>
+        <w:rPr>
+          <w:i/>
+          <w:iCs/>
+        </w:rPr>
+        <w:t xml:space="preserve">&lt;Vorschlagsdatei wird innerhalb von X Tagen ins Archiv für abgelehnte Vorschläge verschoben.&gt;</w:t>
+      </w:r>
     </w:p>
     <w:p>
       <w:pPr>
@@ -1212,6 +1237,13 @@
           <w:numId w:val="1007"/>
         </w:numPr>
       </w:pPr>
+      <w:r>
+        <w:rPr>
+          <w:i/>
+          <w:iCs/>
+        </w:rPr>
+        <w:t xml:space="preserve">&lt;Keine Artefaktänderungen werden vorgenommen.&gt;</w:t>
+      </w:r>
     </w:p>
     <w:p>
       <w:pPr>
@@ -1226,17 +1258,17 @@
           <w:i/>
           <w:iCs/>
         </w:rPr>
-        <w:t xml:space="preserve">&lt;Re-vote mechanism applies if new information emerges (per the Decision Matrix, Layer 2).&gt;</w:t>
+        <w:t xml:space="preserve">&lt;Mechanismus zur erneuten Abstimmung greift, wenn neue Informationen vorliegen (gemäß der Entscheidungsmatrix, Schicht 2).&gt;</w:t>
       </w:r>
     </w:p>
     <w:bookmarkEnd w:id="24"/>
-    <w:bookmarkStart w:id="25" w:name="transition-and-migration"/>
+    <w:bookmarkStart w:id="25" w:name="übergang-und-migration"/>
     <w:p>
       <w:pPr>
         <w:pStyle w:val="Heading2"/>
       </w:pPr>
       <w:r>
-        <w:t xml:space="preserve">Transition and Migration</w:t>
+        <w:t xml:space="preserve">Übergang und Migration</w:t>
       </w:r>
     </w:p>
     <w:p>
@@ -1248,7 +1280,7 @@
           <w:i/>
           <w:iCs/>
         </w:rPr>
-        <w:t xml:space="preserve">RCOS clauses:</w:t>
+        <w:t xml:space="preserve">RCOS-Klauseln:</w:t>
       </w:r>
       <w:r>
         <w:rPr>
@@ -1301,7 +1333,7 @@
           <w:b/>
           <w:bCs/>
         </w:rPr>
-        <w:t xml:space="preserve">Begründung — Why protect existing rights during transitions</w:t>
+        <w:t xml:space="preserve">Begründung — Warum bestehende Rechte während Übergängen schützen</w:t>
       </w:r>
     </w:p>
     <w:p>
@@ -1309,7 +1341,7 @@
         <w:pStyle w:val="BlockText"/>
       </w:pPr>
       <w:r>
-        <w:t xml:space="preserve">If new rules could silently rewrite existing agreements, membership would be meaningless — what you signed up for could be changed out from under you. Explicit transition rules guarantee that rights are not reduced retroactively and that people operating under the old rules are given time and notice before the ground shifts.</w:t>
+        <w:t xml:space="preserve">Wenn neue Regeln bestehende Vereinbarungen stillschweigend umschreiben könnten, wäre die Mitgliedschaft bedeutungslos — das, wofür ihr euch angemeldet habt, könnte unter euren Füßen geändert werden. Explizite Übergangsregeln garantieren, dass Rechte nicht rückwirkend eingeschränkt werden und dass Personen, die unter den alten Regeln arbeiten, Zeit und Vorankündigung erhalten, bevor sich die Grundlage ändert.</w:t>
       </w:r>
     </w:p>
     <w:p>
@@ -1321,7 +1353,7 @@
           <w:b/>
           <w:bCs/>
         </w:rPr>
-        <w:t xml:space="preserve">Anleitung — How to fill this in</w:t>
+        <w:t xml:space="preserve">Anleitung — Wie ihr das ausfüllt</w:t>
       </w:r>
     </w:p>
     <w:p>
@@ -1329,7 +1361,7 @@
         <w:pStyle w:val="BlockText"/>
       </w:pPr>
       <w:r>
-        <w:t xml:space="preserve">State the rules protecting existing role holders, members, and records when a rule change takes effect.</w:t>
+        <w:t xml:space="preserve">Legt die Regeln fest, die bestehende Rolleninhaber, Mitglieder und Aufzeichnungen schützen, wenn eine Regeländerung in Kraft tritt.</w:t>
       </w:r>
     </w:p>
     <w:p>
@@ -1337,7 +1369,7 @@
         <w:pStyle w:val="FirstParagraph"/>
       </w:pPr>
       <w:r>
-        <w:t xml:space="preserve">When a rule change affects existing roles, agreements, or records:</w:t>
+        <w:t xml:space="preserve">Wenn eine Regeländerung bestehende Rollen, Vereinbarungen oder Aufzeichnungen betrifft:</w:t>
       </w:r>
     </w:p>
     <w:p>
@@ -1348,6 +1380,13 @@
           <w:numId w:val="1008"/>
         </w:numPr>
       </w:pPr>
+      <w:r>
+        <w:rPr>
+          <w:i/>
+          <w:iCs/>
+        </w:rPr>
+        <w:t xml:space="preserve">&lt;Bestehende Rolleninhaber werden vor Inkrafttreten der Änderung benachrichtigt.&gt;</w:t>
+      </w:r>
     </w:p>
     <w:p>
       <w:pPr>
@@ -1362,7 +1401,7 @@
           <w:i/>
           <w:iCs/>
         </w:rPr>
-        <w:t xml:space="preserve">&lt;Existing members’ rights may not be reduced without consent or a Constitutional vote.&gt;</w:t>
+        <w:t xml:space="preserve">&lt;Bestehende Mitgliedsrechte dürfen nicht ohne Zustimmung oder eine konstitutionelle Abstimmung eingeschränkt werden.&gt;</w:t>
       </w:r>
     </w:p>
     <w:p>
@@ -1373,6 +1412,13 @@
           <w:numId w:val="1008"/>
         </w:numPr>
       </w:pPr>
+      <w:r>
+        <w:rPr>
+          <w:i/>
+          <w:iCs/>
+        </w:rPr>
+        <w:t xml:space="preserve">&lt;Aufzeichnungen, die vor der Änderung entstanden sind, werden nicht rückwirkend geändert, es sei denn, dies ist ausdrücklich Teil des Vorschlags.&gt;</w:t>
+      </w:r>
     </w:p>
     <w:p>
       <w:pPr>
@@ -1382,15 +1428,22 @@
           <w:numId w:val="1008"/>
         </w:numPr>
       </w:pPr>
+      <w:r>
+        <w:rPr>
+          <w:i/>
+          <w:iCs/>
+        </w:rPr>
+        <w:t xml:space="preserve">&lt;Eine Übergangsfrist kann im Vorschlag selbst festgelegt werden.&gt;</w:t>
+      </w:r>
     </w:p>
     <w:bookmarkEnd w:id="25"/>
-    <w:bookmarkStart w:id="26" w:name="rollback"/>
+    <w:bookmarkStart w:id="26" w:name="rücknahme"/>
     <w:p>
       <w:pPr>
         <w:pStyle w:val="Heading2"/>
       </w:pPr>
       <w:r>
-        <w:t xml:space="preserve">Rollback</w:t>
+        <w:t xml:space="preserve">Rücknahme</w:t>
       </w:r>
     </w:p>
     <w:p>
@@ -1402,7 +1455,7 @@
           <w:i/>
           <w:iCs/>
         </w:rPr>
-        <w:t xml:space="preserve">RCOS clauses:</w:t>
+        <w:t xml:space="preserve">RCOS-Klauseln:</w:t>
       </w:r>
       <w:r>
         <w:rPr>
@@ -1455,7 +1508,7 @@
           <w:b/>
           <w:bCs/>
         </w:rPr>
-        <w:t xml:space="preserve">Begründung — Why make rollback symmetrical with adoption</w:t>
+        <w:t xml:space="preserve">Begründung — Warum soll die Rücknahme symmetrisch zur Annahme sein</w:t>
       </w:r>
     </w:p>
     <w:p>
@@ -1463,13 +1516,7 @@
         <w:pStyle w:val="BlockText"/>
       </w:pPr>
       <w:r>
-        <w:t xml:space="preserve">A change that cannot be undone through the same path that created it is a trap. Requiring rollback to use the original decision type keeps the door open for correction without letting a single member quietly reverse a community-level decision by calling it a</w:t>
-      </w:r>
-      <w:r>
-        <w:t xml:space="preserve"> </w:t>
-      </w:r>
-      <w:r>
-        <w:t xml:space="preserve">“fix.”</w:t>
+        <w:t xml:space="preserve">Eine Änderung, die nicht auf demselben Weg rückgängig gemacht werden kann, auf dem sie entstanden ist, ist eine Falle. Indem die Rücknahme denselben Entscheidungstyp verwenden muss, bleibt die Tür für Korrekturen offen, ohne dass ein einzelnes Mitglied eine Entscheidung auf Gemeinschaftsebene stillschweigend rückgängig machen kann, indem es sie als „Korrektur“ bezeichnet.</w:t>
       </w:r>
     </w:p>
     <w:p>
@@ -1481,7 +1528,7 @@
           <w:b/>
           <w:bCs/>
         </w:rPr>
-        <w:t xml:space="preserve">Anleitung — How to fill this in</w:t>
+        <w:t xml:space="preserve">Anleitung — Wie ihr das ausfüllt</w:t>
       </w:r>
     </w:p>
     <w:p>
@@ -1489,22 +1536,29 @@
         <w:pStyle w:val="BlockText"/>
       </w:pPr>
       <w:r>
-        <w:t xml:space="preserve">State that rollback uses the same decision type and process as the original adoption.</w:t>
+        <w:t xml:space="preserve">Legt fest, dass die Rücknahme denselben Entscheidungstyp und denselben Prozess wie die ursprüngliche Annahme verwendet.</w:t>
       </w:r>
     </w:p>
     <w:p>
       <w:pPr>
         <w:pStyle w:val="FirstParagraph"/>
       </w:pPr>
+      <w:r>
+        <w:rPr>
+          <w:i/>
+          <w:iCs/>
+        </w:rPr>
+        <w:t xml:space="preserve">&lt;Jede angenommene Entscheidung kann über denselben Prozess wie die ursprüngliche rückgängig gemacht werden. Jedes Vollmitglied kann eine erneute Abstimmung auslösen, indem es einen schriftlichen begründeten Einwand einreicht, der in der ursprünglichen Beratung nicht berücksichtigt wurde. Die Rücknahme verwendet denselben Entscheidungstyp wie das Original.&gt;</w:t>
+      </w:r>
     </w:p>
     <w:bookmarkEnd w:id="26"/>
-    <w:bookmarkStart w:id="27" w:name="emergency-changes"/>
+    <w:bookmarkStart w:id="27" w:name="notfalländerungen"/>
     <w:p>
       <w:pPr>
         <w:pStyle w:val="Heading2"/>
       </w:pPr>
       <w:r>
-        <w:t xml:space="preserve">Emergency Changes</w:t>
+        <w:t xml:space="preserve">Notfalländerungen</w:t>
       </w:r>
     </w:p>
     <w:p>
@@ -1516,7 +1570,7 @@
           <w:i/>
           <w:iCs/>
         </w:rPr>
-        <w:t xml:space="preserve">RCOS clauses:</w:t>
+        <w:t xml:space="preserve">RCOS-Klauseln:</w:t>
       </w:r>
       <w:r>
         <w:rPr>
@@ -1545,7 +1599,7 @@
           <w:b/>
           <w:bCs/>
         </w:rPr>
-        <w:t xml:space="preserve">Begründung — Why allow emergency changes at all</w:t>
+        <w:t xml:space="preserve">Begründung — Warum überhaupt Notfalländerungen zulassen</w:t>
       </w:r>
     </w:p>
     <w:p>
@@ -1553,7 +1607,7 @@
         <w:pStyle w:val="BlockText"/>
       </w:pPr>
       <w:r>
-        <w:t xml:space="preserve">Some harms unfold faster than a vote can be convened. A narrow, well-guarded emergency path lets the community respond to genuine safety or platform failures without handing anyone a general-purpose override. The mandatory report, review, and ratification-or-rollback cycle is what keeps emergency powers from becoming ordinary powers.</w:t>
+        <w:t xml:space="preserve">Manche Schäden entfalten sich schneller, als eine Abstimmung einberufen werden kann. Ein enger, gut abgesicherter Notfallpfad ermöglicht es der Gemeinschaft, auf echte Sicherheitsrisiken oder Plattformausfälle zu reagieren, ohne jemandem einen allgemeinen Überstimmungsmechanismus in die Hand zu geben. Der verpflichtende Zyklus aus Bericht, Prüfung und Ratifizierung-oder-Rücknahme verhindert, dass Notfallbefugnisse zu gewöhnlichen Befugnissen werden.</w:t>
       </w:r>
     </w:p>
     <w:p>
@@ -1565,7 +1619,7 @@
           <w:b/>
           <w:bCs/>
         </w:rPr>
-        <w:t xml:space="preserve">Anleitung — How to fill this in</w:t>
+        <w:t xml:space="preserve">Anleitung — Wie ihr das ausfüllt</w:t>
       </w:r>
     </w:p>
     <w:p>
@@ -1573,7 +1627,7 @@
         <w:pStyle w:val="BlockText"/>
       </w:pPr>
       <w:r>
-        <w:t xml:space="preserve">Define the conditions under which an emergency change may be made, who can make it, and the mandatory report-review-ratify-or-rollback cycle.</w:t>
+        <w:t xml:space="preserve">Definiert die Bedingungen, unter denen eine Notfalländerung vorgenommen werden darf, wer sie durchführen darf, und den verpflichtenden Zyklus aus Bericht-Prüfung-Ratifizierung-oder-Rücknahme.</w:t>
       </w:r>
     </w:p>
     <w:p>
@@ -1581,16 +1635,16 @@
         <w:pStyle w:val="FirstParagraph"/>
       </w:pPr>
       <w:r>
-        <w:t xml:space="preserve">An emergency operational change may be made by</w:t>
-      </w:r>
-      <w:r>
-        <w:t xml:space="preserve"> </w:t>
-      </w:r>
-      <w:r>
-        <w:t xml:space="preserve"> </w:t>
-      </w:r>
-      <w:r>
-        <w:t xml:space="preserve">only if all of the following conditions are met:</w:t>
+        <w:t xml:space="preserve">Eine operative Notfalländerung darf von</w:t>
+      </w:r>
+      <w:r>
+        <w:t xml:space="preserve"> </w:t>
+      </w:r>
+      <w:r>
+        <w:t xml:space="preserve"> </w:t>
+      </w:r>
+      <w:r>
+        <w:t xml:space="preserve">nur vorgenommen werden, wenn alle folgenden Bedingungen erfüllt sind:</w:t>
       </w:r>
     </w:p>
     <w:p>
@@ -1601,6 +1655,13 @@
           <w:numId w:val="1009"/>
         </w:numPr>
       </w:pPr>
+      <w:r>
+        <w:rPr>
+          <w:i/>
+          <w:iCs/>
+        </w:rPr>
+        <w:t xml:space="preserve">&lt;Sofortiges Handeln ist erforderlich, um Sicherheitsschäden oder Plattformausfälle zu verhindern.&gt;</w:t>
+      </w:r>
     </w:p>
     <w:p>
       <w:pPr>
@@ -1624,7 +1685,7 @@
           <w:i/>
           <w:iCs/>
         </w:rPr>
-        <w:t xml:space="preserve">&lt;The change does not override a Layer 0 invariant.&gt;</w:t>
+        <w:t xml:space="preserve">&lt;Die Änderung setzt keine Invariante der Schicht 0 außer Kraft.&gt;</w:t>
       </w:r>
     </w:p>
     <w:p>
@@ -1632,7 +1693,7 @@
         <w:pStyle w:val="FirstParagraph"/>
       </w:pPr>
       <w:r>
-        <w:t xml:space="preserve">Emergency changes must be:</w:t>
+        <w:t xml:space="preserve">Notfalländerungen müssen:</w:t>
       </w:r>
     </w:p>
     <w:p>
@@ -1652,6 +1713,13 @@
           <w:numId w:val="1010"/>
         </w:numPr>
       </w:pPr>
+      <w:r>
+        <w:rPr>
+          <w:i/>
+          <w:iCs/>
+        </w:rPr>
+        <w:t xml:space="preserve">&lt;Beim nächsten Gemeinschaftstreffen geprüft werden.&gt;</w:t>
+      </w:r>
     </w:p>
     <w:p>
       <w:pPr>
@@ -1666,17 +1734,17 @@
           <w:i/>
           <w:iCs/>
         </w:rPr>
-        <w:t xml:space="preserve">&lt;Ratified via the appropriate decision type within Y days, or automatically rolled back.&gt;</w:t>
+        <w:t xml:space="preserve">&lt;Über den entsprechenden Entscheidungstyp innerhalb von Y Tagen ratifiziert werden, oder sie werden automatisch zurückgenommen.&gt;</w:t>
       </w:r>
     </w:p>
     <w:bookmarkEnd w:id="27"/>
-    <w:bookmarkStart w:id="29" w:name="experiments"/>
+    <w:bookmarkStart w:id="29" w:name="experimente"/>
     <w:p>
       <w:pPr>
         <w:pStyle w:val="Heading2"/>
       </w:pPr>
       <w:r>
-        <w:t xml:space="preserve">Experiments</w:t>
+        <w:t xml:space="preserve">Experimente</w:t>
       </w:r>
     </w:p>
     <w:p>
@@ -1688,7 +1756,7 @@
           <w:i/>
           <w:iCs/>
         </w:rPr>
-        <w:t xml:space="preserve">RCOS clauses:</w:t>
+        <w:t xml:space="preserve">RCOS-Klauseln:</w:t>
       </w:r>
       <w:r>
         <w:rPr>
@@ -1837,7 +1905,7 @@
           <w:b/>
           <w:bCs/>
         </w:rPr>
-        <w:t xml:space="preserve">Begründung — Why treat experiments as a distinct mechanism</w:t>
+        <w:t xml:space="preserve">Begründung — Warum Experimente als eigenständigen Mechanismus behandeln</w:t>
       </w:r>
     </w:p>
     <w:p>
@@ -1845,19 +1913,7 @@
         <w:pStyle w:val="BlockText"/>
       </w:pPr>
       <w:r>
-        <w:t xml:space="preserve">The community needs a way to try new things without having to permanently adopt them to test them. Experiments create that space — but only if they are time-bounded, labeled, and auto-expiring. Without those guardrails, an</w:t>
-      </w:r>
-      <w:r>
-        <w:t xml:space="preserve"> </w:t>
-      </w:r>
-      <w:r>
-        <w:t xml:space="preserve">“experiment”</w:t>
-      </w:r>
-      <w:r>
-        <w:t xml:space="preserve"> </w:t>
-      </w:r>
-      <w:r>
-        <w:t xml:space="preserve">becomes the fastest way to install a permanent rule with no real deliberation.</w:t>
+        <w:t xml:space="preserve">Die Gemeinschaft braucht eine Möglichkeit, Neues auszuprobieren, ohne es dauerhaft übernehmen zu müssen, um es zu testen. Experimente schaffen diesen Raum — aber nur, wenn sie zeitlich begrenzt, gekennzeichnet und automatisch ablaufend sind. Ohne diese Leitplanken wird ein „Experiment“ zum schnellsten Weg, eine dauerhafte Regel ohne echte Beratung einzuführen.</w:t>
       </w:r>
     </w:p>
     <w:p>
@@ -1869,7 +1925,7 @@
           <w:b/>
           <w:bCs/>
         </w:rPr>
-        <w:t xml:space="preserve">Anleitung — How to fill this in</w:t>
+        <w:t xml:space="preserve">Anleitung — Wie ihr das ausfüllt</w:t>
       </w:r>
     </w:p>
     <w:p>
@@ -1877,13 +1933,20 @@
         <w:pStyle w:val="BlockText"/>
       </w:pPr>
       <w:r>
-        <w:t xml:space="preserve">Define the rules every experiment must satisfy. Reference the Experiment Template for the full submission shape.</w:t>
+        <w:t xml:space="preserve">Definiert die Regeln, die jedes Experiment erfüllen muss. Verweist auf die Experimentvorlage für die vollständige Einreichungsform.</w:t>
       </w:r>
     </w:p>
     <w:p>
       <w:pPr>
         <w:pStyle w:val="FirstParagraph"/>
       </w:pPr>
+      <w:r>
+        <w:rPr>
+          <w:i/>
+          <w:iCs/>
+        </w:rPr>
+        <w:t xml:space="preserve">&lt;Jedes Vollmitglied darf ein zeitlich begrenztes Experiment per strategischer Entscheidung vorschlagen. Siehe die Experimentvorlage für die erforderlichen Felder.&gt;</w:t>
+      </w:r>
     </w:p>
     <w:p>
       <w:pPr>
@@ -1893,6 +1956,13 @@
           <w:numId w:val="1011"/>
         </w:numPr>
       </w:pPr>
+      <w:r>
+        <w:rPr>
+          <w:i/>
+          <w:iCs/>
+        </w:rPr>
+        <w:t xml:space="preserve">&lt;Experimente laufen automatisch am Ende ihrer festgelegten Dauer ab, sofern sie nicht ausdrücklich durch einen neuen Vorschlag verlängert werden.&gt;</w:t>
+      </w:r>
     </w:p>
     <w:p>
       <w:pPr>
@@ -1902,6 +1972,13 @@
           <w:numId w:val="1011"/>
         </w:numPr>
       </w:pPr>
+      <w:r>
+        <w:rPr>
+          <w:i/>
+          <w:iCs/>
+        </w:rPr>
+        <w:t xml:space="preserve">&lt;Alle von einem Experiment betroffenen Artefakte müssen für die Dauer ausdrücklich als experimentell gekennzeichnet sein.&gt;</w:t>
+      </w:r>
     </w:p>
     <w:p>
       <w:pPr>
@@ -1916,7 +1993,7 @@
           <w:i/>
           <w:iCs/>
         </w:rPr>
-        <w:t xml:space="preserve">&lt;Safety suspension: if an experiment introduces a credible safety risk, coercion, or sustained harm, an emergency suspension may be invoked per Emergency Changes above.&gt;</w:t>
+        <w:t xml:space="preserve">&lt;Sicherheitsaussetzung: Wenn ein Experiment ein glaubhaftes Sicherheitsrisiko, Zwang oder anhaltenden Schaden verursacht, kann eine Notfallaussetzung gemäß den obigen Notfalländerungen eingeleitet werden.&gt;</w:t>
       </w:r>
     </w:p>
     <w:p>
@@ -1936,13 +2013,13 @@
       </w:r>
     </w:p>
     <w:bookmarkEnd w:id="29"/>
-    <w:bookmarkStart w:id="30" w:name="ratification-record"/>
+    <w:bookmarkStart w:id="30" w:name="ratifizierungsprotokoll"/>
     <w:p>
       <w:pPr>
         <w:pStyle w:val="Heading2"/>
       </w:pPr>
       <w:r>
-        <w:t xml:space="preserve">Ratification Record</w:t>
+        <w:t xml:space="preserve">Ratifizierungsprotokoll</w:t>
       </w:r>
     </w:p>
     <w:p>
@@ -1958,7 +2035,7 @@
           <w:b/>
           <w:bCs/>
         </w:rPr>
-        <w:t xml:space="preserve">Adopted:</w:t>
+        <w:t xml:space="preserve">Angenommen:</w:t>
       </w:r>
       <w:r>
         <w:t xml:space="preserve"> </w:t>
@@ -1977,13 +2054,13 @@
           <w:b/>
           <w:bCs/>
         </w:rPr>
-        <w:t xml:space="preserve">Decision type:</w:t>
-      </w:r>
-      <w:r>
-        <w:t xml:space="preserve"> </w:t>
-      </w:r>
-      <w:r>
-        <w:t xml:space="preserve">Constitutional</w:t>
+        <w:t xml:space="preserve">Entscheidungstyp:</w:t>
+      </w:r>
+      <w:r>
+        <w:t xml:space="preserve"> </w:t>
+      </w:r>
+      <w:r>
+        <w:t xml:space="preserve">Konstitutionell</w:t>
       </w:r>
     </w:p>
     <w:p>
@@ -2018,7 +2095,7 @@
           <w:b/>
           <w:bCs/>
         </w:rPr>
-        <w:t xml:space="preserve">Decision record:</w:t>
+        <w:t xml:space="preserve">Entscheidungsprotokoll:</w:t>
       </w:r>
       <w:r>
         <w:t xml:space="preserve"> </w:t>

--- a/static/downloads/de/docx/layer-6/change-protocol.docx
+++ b/static/downloads/de/docx/layer-6/change-protocol.docx
@@ -87,7 +87,7 @@
         <w:t xml:space="preserve"> </w:t>
       </w:r>
       <w:r>
-        <w:t xml:space="preserve">2026-04-28</w:t>
+        <w:t xml:space="preserve">2026-04-29</w:t>
       </w:r>
     </w:p>
     <w:p>

--- a/static/downloads/de/docx/layer-6/change-protocol.docx
+++ b/static/downloads/de/docx/layer-6/change-protocol.docx
@@ -87,7 +87,7 @@
         <w:t xml:space="preserve"> </w:t>
       </w:r>
       <w:r>
-        <w:t xml:space="preserve">2026-06-26</w:t>
+        <w:t xml:space="preserve">2026-07-07</w:t>
       </w:r>
     </w:p>
     <w:p>
@@ -369,8 +369,14 @@
     </w:p>
     <w:p>
       <w:pPr>
-        <w:pStyle w:val="BlockText"/>
-      </w:pPr>
+        <w:pStyle w:val="BodyText"/>
+      </w:pPr>
+      <w:r>
+        <w:t xml:space="preserve">&gt;</w:t>
+      </w:r>
+      <w:r>
+        <w:t xml:space="preserve"> </w:t>
+      </w:r>
       <w:r>
         <w:rPr>
           <w:b/>
@@ -378,19 +384,29 @@
         </w:rPr>
         <w:t xml:space="preserve">Begründung — Warum ein strukturierter Vorschlag</w:t>
       </w:r>
-    </w:p>
-    <w:p>
-      <w:pPr>
-        <w:pStyle w:val="BlockText"/>
-      </w:pPr>
-      <w:r>
-        <w:t xml:space="preserve">Eine Änderung, die als vage Idee im Chat auftaucht, kann nicht bewertet, angefochten oder später zurückgenommen werden. Indem jeder Vorschlag durch dieselbe Mindestform geleitet wird — betroffene Artefakte, Begründung, Risiken, Rücknahmeplan — wird eine Meinung zu einem überprüfbaren Artefakt, und es wird unmöglich, eine Regeländerung versehentlich an der Gemeinschaft vorbeizuschleusen.</w:t>
-      </w:r>
-    </w:p>
-    <w:p>
-      <w:pPr>
-        <w:pStyle w:val="BlockText"/>
-      </w:pPr>
+      <w:r>
+        <w:t xml:space="preserve"> </w:t>
+      </w:r>
+      <w:r>
+        <w:t xml:space="preserve">&gt;</w:t>
+      </w:r>
+      <w:r>
+        <w:t xml:space="preserve"> </w:t>
+      </w:r>
+      <w:r>
+        <w:t xml:space="preserve">&gt; Eine Änderung, die als vage Idee im Chat auftaucht, kann nicht bewertet, angefochten oder später zurückgenommen werden. Indem jeder Vorschlag durch dieselbe Mindestform geleitet wird — betroffene Artefakte, Begründung, Risiken, Rücknahmeplan — wird eine Meinung zu einem überprüfbaren Artefakt, und es wird unmöglich, eine Regeländerung versehentlich an der Gemeinschaft vorbeizuschleusen.</w:t>
+      </w:r>
+    </w:p>
+    <w:p>
+      <w:pPr>
+        <w:pStyle w:val="BodyText"/>
+      </w:pPr>
+      <w:r>
+        <w:t xml:space="preserve">&gt;</w:t>
+      </w:r>
+      <w:r>
+        <w:t xml:space="preserve"> </w:t>
+      </w:r>
       <w:r>
         <w:rPr>
           <w:b/>
@@ -398,18 +414,22 @@
         </w:rPr>
         <w:t xml:space="preserve">Anleitung — Wie ihr das ausfüllt</w:t>
       </w:r>
-    </w:p>
-    <w:p>
-      <w:pPr>
-        <w:pStyle w:val="BlockText"/>
-      </w:pPr>
-      <w:r>
-        <w:t xml:space="preserve">Legt fest, wer vorschlagen darf, wo Vorschläge eingereicht werden und welche Pflichtfelder sie enthalten müssen. Verknüpft dies mit dem Governance-Protokoll (Schicht 2).</w:t>
-      </w:r>
-    </w:p>
-    <w:p>
-      <w:pPr>
-        <w:pStyle w:val="FirstParagraph"/>
+      <w:r>
+        <w:t xml:space="preserve"> </w:t>
+      </w:r>
+      <w:r>
+        <w:t xml:space="preserve">&gt;</w:t>
+      </w:r>
+      <w:r>
+        <w:t xml:space="preserve"> </w:t>
+      </w:r>
+      <w:r>
+        <w:t xml:space="preserve">&gt; Legt fest, wer vorschlagen darf, wo Vorschläge eingereicht werden und welche Pflichtfelder sie enthalten müssen. Verknüpft dies mit dem Governance-Protokoll (Schicht 2).</w:t>
+      </w:r>
+    </w:p>
+    <w:p>
+      <w:pPr>
+        <w:pStyle w:val="BodyText"/>
       </w:pPr>
       <w:r>
         <w:rPr>
@@ -529,6 +549,13 @@
           <w:numId w:val="1003"/>
         </w:numPr>
       </w:pPr>
+      <w:r>
+        <w:rPr>
+          <w:i/>
+          <w:iCs/>
+        </w:rPr>
+        <w:t xml:space="preserve">&lt;Vorgeschlagenes Inkrafttreten.&gt;</w:t>
+      </w:r>
     </w:p>
     <w:bookmarkEnd w:id="18"/>
     <w:bookmarkStart w:id="19" w:name="wie-vorschläge-klassifiziert-werden"/>
@@ -595,8 +622,14 @@
     </w:p>
     <w:p>
       <w:pPr>
-        <w:pStyle w:val="BlockText"/>
-      </w:pPr>
+        <w:pStyle w:val="BodyText"/>
+      </w:pPr>
+      <w:r>
+        <w:t xml:space="preserve">&gt;</w:t>
+      </w:r>
+      <w:r>
+        <w:t xml:space="preserve"> </w:t>
+      </w:r>
       <w:r>
         <w:rPr>
           <w:b/>
@@ -604,19 +637,29 @@
         </w:rPr>
         <w:t xml:space="preserve">Begründung — Warum nach Auswirkung klassifizieren</w:t>
       </w:r>
-    </w:p>
-    <w:p>
-      <w:pPr>
-        <w:pStyle w:val="BlockText"/>
-      </w:pPr>
-      <w:r>
-        <w:t xml:space="preserve">Nicht jede Änderung verdient denselben Aufwand. Tippfehlerkorrekturen sollten keine Supermehrheit erfordern; verfassungsändernde Eingriffe sollten nicht still und leise durchgehen. Indem Vorschläge Entscheidungstypen zugeordnet werden — und unklare Fälle standardmäßig nach oben gestuft werden — wird der Aufwand einer Änderung proportional zu ihrem Wirkungsradius, und Schicht 0 wird davor geschützt, durch kleine Schritte ausgehöhlt zu werden.</w:t>
-      </w:r>
-    </w:p>
-    <w:p>
-      <w:pPr>
-        <w:pStyle w:val="BlockText"/>
-      </w:pPr>
+      <w:r>
+        <w:t xml:space="preserve"> </w:t>
+      </w:r>
+      <w:r>
+        <w:t xml:space="preserve">&gt;</w:t>
+      </w:r>
+      <w:r>
+        <w:t xml:space="preserve"> </w:t>
+      </w:r>
+      <w:r>
+        <w:t xml:space="preserve">&gt; Nicht jede Änderung verdient denselben Aufwand. Tippfehlerkorrekturen sollten keine Supermehrheit erfordern; verfassungsändernde Eingriffe sollten nicht still und leise durchgehen. Indem Vorschläge Entscheidungstypen zugeordnet werden — und unklare Fälle standardmäßig nach oben gestuft werden — wird der Aufwand einer Änderung proportional zu ihrem Wirkungsradius, und Schicht 0 wird davor geschützt, durch kleine Schritte ausgehöhlt zu werden.</w:t>
+      </w:r>
+    </w:p>
+    <w:p>
+      <w:pPr>
+        <w:pStyle w:val="BodyText"/>
+      </w:pPr>
+      <w:r>
+        <w:t xml:space="preserve">&gt;</w:t>
+      </w:r>
+      <w:r>
+        <w:t xml:space="preserve"> </w:t>
+      </w:r>
       <w:r>
         <w:rPr>
           <w:b/>
@@ -624,13 +667,17 @@
         </w:rPr>
         <w:t xml:space="preserve">Anleitung — Wie ihr das ausfüllt</w:t>
       </w:r>
-    </w:p>
-    <w:p>
-      <w:pPr>
-        <w:pStyle w:val="BlockText"/>
-      </w:pPr>
-      <w:r>
-        <w:t xml:space="preserve">Definiert, was unter jeden Entscheidungstyp fällt. Legt die Regel fest, dass unklare Fälle in die höhere Kategorie eingestuft werden.</w:t>
+      <w:r>
+        <w:t xml:space="preserve"> </w:t>
+      </w:r>
+      <w:r>
+        <w:t xml:space="preserve">&gt;</w:t>
+      </w:r>
+      <w:r>
+        <w:t xml:space="preserve"> </w:t>
+      </w:r>
+      <w:r>
+        <w:t xml:space="preserve">&gt; Definiert, was unter jeden Entscheidungstyp fällt. Legt die Regel fest, dass unklare Fälle in die höhere Kategorie eingestuft werden.</w:t>
       </w:r>
     </w:p>
     <w:p>
@@ -713,10 +760,10 @@
     </w:p>
     <w:p>
       <w:pPr>
-        <w:pStyle w:val="BlockText"/>
-      </w:pPr>
-      <w:r>
-        <w:t xml:space="preserve">Wenn die Klassifikation unklar ist, wird standardmäßig der höhere Auswirkungstyp angenommen.</w:t>
+        <w:pStyle w:val="FirstParagraph"/>
+      </w:pPr>
+      <w:r>
+        <w:t xml:space="preserve">&gt; Wenn die Klassifikation unklar ist, wird standardmäßig der höhere Auswirkungstyp angenommen.</w:t>
       </w:r>
     </w:p>
     <w:bookmarkEnd w:id="19"/>
@@ -784,8 +831,14 @@
     </w:p>
     <w:p>
       <w:pPr>
-        <w:pStyle w:val="BlockText"/>
-      </w:pPr>
+        <w:pStyle w:val="BodyText"/>
+      </w:pPr>
+      <w:r>
+        <w:t xml:space="preserve">&gt;</w:t>
+      </w:r>
+      <w:r>
+        <w:t xml:space="preserve"> </w:t>
+      </w:r>
       <w:r>
         <w:rPr>
           <w:b/>
@@ -793,19 +846,29 @@
         </w:rPr>
         <w:t xml:space="preserve">Begründung — Warum Mindestberatungsfristen vorschreiben</w:t>
       </w:r>
-    </w:p>
-    <w:p>
-      <w:pPr>
-        <w:pStyle w:val="BlockText"/>
-      </w:pPr>
-      <w:r>
-        <w:t xml:space="preserve">Ohne eine Mindestberatungszeit kann jede Änderung an einem ruhigen Tag durchgepeitscht werden, wenn nur wenige Mitglieder aufpassen. Verbindliche Mindestfristen — länger bei größerer Tragweite — garantieren, dass Mitglieder, die verreist, krank oder einfach beschäftigt sind, eine echte Chance bekommen, zu lesen, Einwände zu erheben oder teilzunehmen.</w:t>
-      </w:r>
-    </w:p>
-    <w:p>
-      <w:pPr>
-        <w:pStyle w:val="BlockText"/>
-      </w:pPr>
+      <w:r>
+        <w:t xml:space="preserve"> </w:t>
+      </w:r>
+      <w:r>
+        <w:t xml:space="preserve">&gt;</w:t>
+      </w:r>
+      <w:r>
+        <w:t xml:space="preserve"> </w:t>
+      </w:r>
+      <w:r>
+        <w:t xml:space="preserve">&gt; Ohne eine Mindestberatungszeit kann jede Änderung an einem ruhigen Tag durchgepeitscht werden, wenn nur wenige Mitglieder aufpassen. Verbindliche Mindestfristen — länger bei größerer Tragweite — garantieren, dass Mitglieder, die verreist, krank oder einfach beschäftigt sind, eine echte Chance bekommen, zu lesen, Einwände zu erheben oder teilzunehmen.</w:t>
+      </w:r>
+    </w:p>
+    <w:p>
+      <w:pPr>
+        <w:pStyle w:val="BodyText"/>
+      </w:pPr>
+      <w:r>
+        <w:t xml:space="preserve">&gt;</w:t>
+      </w:r>
+      <w:r>
+        <w:t xml:space="preserve"> </w:t>
+      </w:r>
       <w:r>
         <w:rPr>
           <w:b/>
@@ -813,13 +876,17 @@
         </w:rPr>
         <w:t xml:space="preserve">Anleitung — Wie ihr das ausfüllt</w:t>
       </w:r>
-    </w:p>
-    <w:p>
-      <w:pPr>
-        <w:pStyle w:val="BlockText"/>
-      </w:pPr>
-      <w:r>
-        <w:t xml:space="preserve">Legt Mindestberatungsfristen für jeden Entscheidungstyp fest sowie eine Ratifizierungsfrist für konstitutionelle Änderungen.</w:t>
+      <w:r>
+        <w:t xml:space="preserve"> </w:t>
+      </w:r>
+      <w:r>
+        <w:t xml:space="preserve">&gt;</w:t>
+      </w:r>
+      <w:r>
+        <w:t xml:space="preserve"> </w:t>
+      </w:r>
+      <w:r>
+        <w:t xml:space="preserve">&gt; Legt Mindestberatungsfristen für jeden Entscheidungstyp fest sowie eine Ratifizierungsfrist für konstitutionelle Änderungen.</w:t>
       </w:r>
     </w:p>
     <w:p>
@@ -839,6 +906,13 @@
       </w:r>
       <w:r>
         <w:t xml:space="preserve"> </w:t>
+      </w:r>
+      <w:r>
+        <w:rPr>
+          <w:i/>
+          <w:iCs/>
+        </w:rPr>
+        <w:t xml:space="preserve">&lt;Keine Beratung erforderlich.&gt;</w:t>
       </w:r>
     </w:p>
     <w:p>
@@ -1006,8 +1080,14 @@
     </w:p>
     <w:p>
       <w:pPr>
-        <w:pStyle w:val="BlockText"/>
-      </w:pPr>
+        <w:pStyle w:val="BodyText"/>
+      </w:pPr>
+      <w:r>
+        <w:t xml:space="preserve">&gt;</w:t>
+      </w:r>
+      <w:r>
+        <w:t xml:space="preserve"> </w:t>
+      </w:r>
       <w:r>
         <w:rPr>
           <w:b/>
@@ -1015,19 +1095,29 @@
         </w:rPr>
         <w:t xml:space="preserve">Begründung — Warum feste Veröffentlichungsschritte</w:t>
       </w:r>
-    </w:p>
-    <w:p>
-      <w:pPr>
-        <w:pStyle w:val="BlockText"/>
-      </w:pPr>
-      <w:r>
-        <w:t xml:space="preserve">Eine Abstimmung, die bestanden wird, aber nie schriftlich festgehalten wird, ist so gut wie keine Abstimmung — und schlimmer noch, sie schafft eine Lücke, in der derjenige, der sich an das Ergebnis erinnert, es definieren darf. Strikte, geordnete Veröffentlichungsschritte schließen diese Lücke und machen „was wurde beschlossen“ zu einer Frage der Akten, nicht des Gedächtnisses.</w:t>
-      </w:r>
-    </w:p>
-    <w:p>
-      <w:pPr>
-        <w:pStyle w:val="BlockText"/>
-      </w:pPr>
+      <w:r>
+        <w:t xml:space="preserve"> </w:t>
+      </w:r>
+      <w:r>
+        <w:t xml:space="preserve">&gt;</w:t>
+      </w:r>
+      <w:r>
+        <w:t xml:space="preserve"> </w:t>
+      </w:r>
+      <w:r>
+        <w:t xml:space="preserve">&gt; Eine Abstimmung, die bestanden wird, aber nie schriftlich festgehalten wird, ist so gut wie keine Abstimmung — und schlimmer noch, sie schafft eine Lücke, in der derjenige, der sich an das Ergebnis erinnert, es definieren darf. Strikte, geordnete Veröffentlichungsschritte schließen diese Lücke und machen „was wurde beschlossen“ zu einer Frage der Akten, nicht des Gedächtnisses.</w:t>
+      </w:r>
+    </w:p>
+    <w:p>
+      <w:pPr>
+        <w:pStyle w:val="BodyText"/>
+      </w:pPr>
+      <w:r>
+        <w:t xml:space="preserve">&gt;</w:t>
+      </w:r>
+      <w:r>
+        <w:t xml:space="preserve"> </w:t>
+      </w:r>
       <w:r>
         <w:rPr>
           <w:b/>
@@ -1035,18 +1125,22 @@
         </w:rPr>
         <w:t xml:space="preserve">Anleitung — Wie ihr das ausfüllt</w:t>
       </w:r>
-    </w:p>
-    <w:p>
-      <w:pPr>
-        <w:pStyle w:val="BlockText"/>
-      </w:pPr>
-      <w:r>
-        <w:t xml:space="preserve">Legt die geordneten Schritte fest, die nach Annahme eines Vorschlags durchlaufen werden müssen. Gebt Fristen und die Versionsverlaufspflicht an.</w:t>
-      </w:r>
-    </w:p>
-    <w:p>
-      <w:pPr>
-        <w:pStyle w:val="FirstParagraph"/>
+      <w:r>
+        <w:t xml:space="preserve"> </w:t>
+      </w:r>
+      <w:r>
+        <w:t xml:space="preserve">&gt;</w:t>
+      </w:r>
+      <w:r>
+        <w:t xml:space="preserve"> </w:t>
+      </w:r>
+      <w:r>
+        <w:t xml:space="preserve">&gt; Legt die geordneten Schritte fest, die nach Annahme eines Vorschlags durchlaufen werden müssen. Gebt Fristen und die Versionsverlaufspflicht an.</w:t>
+      </w:r>
+    </w:p>
+    <w:p>
+      <w:pPr>
+        <w:pStyle w:val="BodyText"/>
       </w:pPr>
       <w:r>
         <w:t xml:space="preserve">Wenn ein Vorschlag angenommen wird:</w:t>
@@ -1076,6 +1170,13 @@
           <w:numId w:val="1006"/>
         </w:numPr>
       </w:pPr>
+      <w:r>
+        <w:rPr>
+          <w:i/>
+          <w:iCs/>
+        </w:rPr>
+        <w:t xml:space="preserve">&lt;Betroffene Artefakte werden innerhalb von X Tagen aktualisiert.&gt;</w:t>
+      </w:r>
     </w:p>
     <w:p>
       <w:pPr>
@@ -1101,6 +1202,13 @@
           <w:numId w:val="1006"/>
         </w:numPr>
       </w:pPr>
+      <w:r>
+        <w:rPr>
+          <w:i/>
+          <w:iCs/>
+        </w:rPr>
+        <w:t xml:space="preserve">&lt;Statusfelder der betroffenen Artefakte werden aktualisiert.&gt;</w:t>
+      </w:r>
     </w:p>
     <w:bookmarkEnd w:id="23"/>
     <w:bookmarkStart w:id="24" w:name="ablehnung"/>
@@ -1167,8 +1275,14 @@
     </w:p>
     <w:p>
       <w:pPr>
-        <w:pStyle w:val="BlockText"/>
-      </w:pPr>
+        <w:pStyle w:val="BodyText"/>
+      </w:pPr>
+      <w:r>
+        <w:t xml:space="preserve">&gt;</w:t>
+      </w:r>
+      <w:r>
+        <w:t xml:space="preserve"> </w:t>
+      </w:r>
       <w:r>
         <w:rPr>
           <w:b/>
@@ -1176,19 +1290,29 @@
         </w:rPr>
         <w:t xml:space="preserve">Begründung — Warum abgelehnte Vorschläge archivieren</w:t>
       </w:r>
-    </w:p>
-    <w:p>
-      <w:pPr>
-        <w:pStyle w:val="BlockText"/>
-      </w:pPr>
-      <w:r>
-        <w:t xml:space="preserve">Abgelehnte Ideen sind ebenso aufschlussreich wie angenommene — sie zeigen, was die Gemeinschaft in Betracht gezogen und verworfen hat. Das Aufbewahren und Zugänglichmachen von Ablehnungen verhindert, dass derselbe Vorschlag alle sechs Monate unter neuem Namen wieder auftaucht, und gibt zukünftigen Mitgliedern einen Blick auf die nicht eingeschlagenen Wege.</w:t>
-      </w:r>
-    </w:p>
-    <w:p>
-      <w:pPr>
-        <w:pStyle w:val="BlockText"/>
-      </w:pPr>
+      <w:r>
+        <w:t xml:space="preserve"> </w:t>
+      </w:r>
+      <w:r>
+        <w:t xml:space="preserve">&gt;</w:t>
+      </w:r>
+      <w:r>
+        <w:t xml:space="preserve"> </w:t>
+      </w:r>
+      <w:r>
+        <w:t xml:space="preserve">&gt; Abgelehnte Ideen sind ebenso aufschlussreich wie angenommene — sie zeigen, was die Gemeinschaft in Betracht gezogen und verworfen hat. Das Aufbewahren und Zugänglichmachen von Ablehnungen verhindert, dass derselbe Vorschlag alle sechs Monate unter neuem Namen wieder auftaucht, und gibt zukünftigen Mitgliedern einen Blick auf die nicht eingeschlagenen Wege.</w:t>
+      </w:r>
+    </w:p>
+    <w:p>
+      <w:pPr>
+        <w:pStyle w:val="BodyText"/>
+      </w:pPr>
+      <w:r>
+        <w:t xml:space="preserve">&gt;</w:t>
+      </w:r>
+      <w:r>
+        <w:t xml:space="preserve"> </w:t>
+      </w:r>
       <w:r>
         <w:rPr>
           <w:b/>
@@ -1196,18 +1320,22 @@
         </w:rPr>
         <w:t xml:space="preserve">Anleitung — Wie ihr das ausfüllt</w:t>
       </w:r>
-    </w:p>
-    <w:p>
-      <w:pPr>
-        <w:pStyle w:val="BlockText"/>
-      </w:pPr>
-      <w:r>
-        <w:t xml:space="preserve">Gebt den Archivort für abgelehnte Vorschläge und die Bedingungen für eine erneute Abstimmung an.</w:t>
-      </w:r>
-    </w:p>
-    <w:p>
-      <w:pPr>
-        <w:pStyle w:val="FirstParagraph"/>
+      <w:r>
+        <w:t xml:space="preserve"> </w:t>
+      </w:r>
+      <w:r>
+        <w:t xml:space="preserve">&gt;</w:t>
+      </w:r>
+      <w:r>
+        <w:t xml:space="preserve"> </w:t>
+      </w:r>
+      <w:r>
+        <w:t xml:space="preserve">&gt; Gebt den Archivort für abgelehnte Vorschläge und die Bedingungen für eine erneute Abstimmung an.</w:t>
+      </w:r>
+    </w:p>
+    <w:p>
+      <w:pPr>
+        <w:pStyle w:val="BodyText"/>
       </w:pPr>
       <w:r>
         <w:t xml:space="preserve">Wenn ein Vorschlag abgelehnt wird:</w:t>
@@ -1326,8 +1454,14 @@
     </w:p>
     <w:p>
       <w:pPr>
-        <w:pStyle w:val="BlockText"/>
-      </w:pPr>
+        <w:pStyle w:val="BodyText"/>
+      </w:pPr>
+      <w:r>
+        <w:t xml:space="preserve">&gt;</w:t>
+      </w:r>
+      <w:r>
+        <w:t xml:space="preserve"> </w:t>
+      </w:r>
       <w:r>
         <w:rPr>
           <w:b/>
@@ -1335,19 +1469,29 @@
         </w:rPr>
         <w:t xml:space="preserve">Begründung — Warum bestehende Rechte während Übergängen schützen</w:t>
       </w:r>
-    </w:p>
-    <w:p>
-      <w:pPr>
-        <w:pStyle w:val="BlockText"/>
-      </w:pPr>
-      <w:r>
-        <w:t xml:space="preserve">Wenn neue Regeln bestehende Vereinbarungen stillschweigend umschreiben könnten, wäre die Mitgliedschaft bedeutungslos — das, wofür ihr euch angemeldet habt, könnte unter euren Füßen geändert werden. Explizite Übergangsregeln garantieren, dass Rechte nicht rückwirkend eingeschränkt werden und dass Personen, die unter den alten Regeln arbeiten, Zeit und Vorankündigung erhalten, bevor sich die Grundlage ändert.</w:t>
-      </w:r>
-    </w:p>
-    <w:p>
-      <w:pPr>
-        <w:pStyle w:val="BlockText"/>
-      </w:pPr>
+      <w:r>
+        <w:t xml:space="preserve"> </w:t>
+      </w:r>
+      <w:r>
+        <w:t xml:space="preserve">&gt;</w:t>
+      </w:r>
+      <w:r>
+        <w:t xml:space="preserve"> </w:t>
+      </w:r>
+      <w:r>
+        <w:t xml:space="preserve">&gt; Wenn neue Regeln bestehende Vereinbarungen stillschweigend umschreiben könnten, wäre die Mitgliedschaft bedeutungslos — das, wofür ihr euch angemeldet habt, könnte unter euren Füßen geändert werden. Explizite Übergangsregeln garantieren, dass Rechte nicht rückwirkend eingeschränkt werden und dass Personen, die unter den alten Regeln arbeiten, Zeit und Vorankündigung erhalten, bevor sich die Grundlage ändert.</w:t>
+      </w:r>
+    </w:p>
+    <w:p>
+      <w:pPr>
+        <w:pStyle w:val="BodyText"/>
+      </w:pPr>
+      <w:r>
+        <w:t xml:space="preserve">&gt;</w:t>
+      </w:r>
+      <w:r>
+        <w:t xml:space="preserve"> </w:t>
+      </w:r>
       <w:r>
         <w:rPr>
           <w:b/>
@@ -1355,18 +1499,22 @@
         </w:rPr>
         <w:t xml:space="preserve">Anleitung — Wie ihr das ausfüllt</w:t>
       </w:r>
-    </w:p>
-    <w:p>
-      <w:pPr>
-        <w:pStyle w:val="BlockText"/>
-      </w:pPr>
-      <w:r>
-        <w:t xml:space="preserve">Legt die Regeln fest, die bestehende Rolleninhaber, Mitglieder und Aufzeichnungen schützen, wenn eine Regeländerung in Kraft tritt.</w:t>
-      </w:r>
-    </w:p>
-    <w:p>
-      <w:pPr>
-        <w:pStyle w:val="FirstParagraph"/>
+      <w:r>
+        <w:t xml:space="preserve"> </w:t>
+      </w:r>
+      <w:r>
+        <w:t xml:space="preserve">&gt;</w:t>
+      </w:r>
+      <w:r>
+        <w:t xml:space="preserve"> </w:t>
+      </w:r>
+      <w:r>
+        <w:t xml:space="preserve">&gt; Legt die Regeln fest, die bestehende Rolleninhaber, Mitglieder und Aufzeichnungen schützen, wenn eine Regeländerung in Kraft tritt.</w:t>
+      </w:r>
+    </w:p>
+    <w:p>
+      <w:pPr>
+        <w:pStyle w:val="BodyText"/>
       </w:pPr>
       <w:r>
         <w:t xml:space="preserve">Wenn eine Regeländerung bestehende Rollen, Vereinbarungen oder Aufzeichnungen betrifft:</w:t>
@@ -1501,8 +1649,14 @@
     </w:p>
     <w:p>
       <w:pPr>
-        <w:pStyle w:val="BlockText"/>
-      </w:pPr>
+        <w:pStyle w:val="BodyText"/>
+      </w:pPr>
+      <w:r>
+        <w:t xml:space="preserve">&gt;</w:t>
+      </w:r>
+      <w:r>
+        <w:t xml:space="preserve"> </w:t>
+      </w:r>
       <w:r>
         <w:rPr>
           <w:b/>
@@ -1510,19 +1664,29 @@
         </w:rPr>
         <w:t xml:space="preserve">Begründung — Warum soll die Rücknahme symmetrisch zur Annahme sein</w:t>
       </w:r>
-    </w:p>
-    <w:p>
-      <w:pPr>
-        <w:pStyle w:val="BlockText"/>
-      </w:pPr>
-      <w:r>
-        <w:t xml:space="preserve">Eine Änderung, die nicht auf demselben Weg rückgängig gemacht werden kann, auf dem sie entstanden ist, ist eine Falle. Indem die Rücknahme denselben Entscheidungstyp verwenden muss, bleibt die Tür für Korrekturen offen, ohne dass ein einzelnes Mitglied eine Entscheidung auf Gemeinschaftsebene stillschweigend rückgängig machen kann, indem es sie als „Korrektur“ bezeichnet.</w:t>
-      </w:r>
-    </w:p>
-    <w:p>
-      <w:pPr>
-        <w:pStyle w:val="BlockText"/>
-      </w:pPr>
+      <w:r>
+        <w:t xml:space="preserve"> </w:t>
+      </w:r>
+      <w:r>
+        <w:t xml:space="preserve">&gt;</w:t>
+      </w:r>
+      <w:r>
+        <w:t xml:space="preserve"> </w:t>
+      </w:r>
+      <w:r>
+        <w:t xml:space="preserve">&gt; Eine Änderung, die nicht auf demselben Weg rückgängig gemacht werden kann, auf dem sie entstanden ist, ist eine Falle. Indem die Rücknahme denselben Entscheidungstyp verwenden muss, bleibt die Tür für Korrekturen offen, ohne dass ein einzelnes Mitglied eine Entscheidung auf Gemeinschaftsebene stillschweigend rückgängig machen kann, indem es sie als „Korrektur“ bezeichnet.</w:t>
+      </w:r>
+    </w:p>
+    <w:p>
+      <w:pPr>
+        <w:pStyle w:val="BodyText"/>
+      </w:pPr>
+      <w:r>
+        <w:t xml:space="preserve">&gt;</w:t>
+      </w:r>
+      <w:r>
+        <w:t xml:space="preserve"> </w:t>
+      </w:r>
       <w:r>
         <w:rPr>
           <w:b/>
@@ -1530,18 +1694,22 @@
         </w:rPr>
         <w:t xml:space="preserve">Anleitung — Wie ihr das ausfüllt</w:t>
       </w:r>
-    </w:p>
-    <w:p>
-      <w:pPr>
-        <w:pStyle w:val="BlockText"/>
-      </w:pPr>
-      <w:r>
-        <w:t xml:space="preserve">Legt fest, dass die Rücknahme denselben Entscheidungstyp und denselben Prozess wie die ursprüngliche Annahme verwendet.</w:t>
-      </w:r>
-    </w:p>
-    <w:p>
-      <w:pPr>
-        <w:pStyle w:val="FirstParagraph"/>
+      <w:r>
+        <w:t xml:space="preserve"> </w:t>
+      </w:r>
+      <w:r>
+        <w:t xml:space="preserve">&gt;</w:t>
+      </w:r>
+      <w:r>
+        <w:t xml:space="preserve"> </w:t>
+      </w:r>
+      <w:r>
+        <w:t xml:space="preserve">&gt; Legt fest, dass die Rücknahme denselben Entscheidungstyp und denselben Prozess wie die ursprüngliche Annahme verwendet.</w:t>
+      </w:r>
+    </w:p>
+    <w:p>
+      <w:pPr>
+        <w:pStyle w:val="BodyText"/>
       </w:pPr>
       <w:r>
         <w:rPr>
@@ -1592,8 +1760,14 @@
     </w:p>
     <w:p>
       <w:pPr>
-        <w:pStyle w:val="BlockText"/>
-      </w:pPr>
+        <w:pStyle w:val="BodyText"/>
+      </w:pPr>
+      <w:r>
+        <w:t xml:space="preserve">&gt;</w:t>
+      </w:r>
+      <w:r>
+        <w:t xml:space="preserve"> </w:t>
+      </w:r>
       <w:r>
         <w:rPr>
           <w:b/>
@@ -1601,19 +1775,29 @@
         </w:rPr>
         <w:t xml:space="preserve">Begründung — Warum überhaupt Notfalländerungen zulassen</w:t>
       </w:r>
-    </w:p>
-    <w:p>
-      <w:pPr>
-        <w:pStyle w:val="BlockText"/>
-      </w:pPr>
-      <w:r>
-        <w:t xml:space="preserve">Manche Schäden entfalten sich schneller, als eine Abstimmung einberufen werden kann. Ein enger, gut abgesicherter Notfallpfad ermöglicht es der Gemeinschaft, auf echte Sicherheitsrisiken oder Plattformausfälle zu reagieren, ohne jemandem einen allgemeinen Überstimmungsmechanismus in die Hand zu geben. Der verpflichtende Zyklus aus Bericht, Prüfung und Ratifizierung-oder-Rücknahme verhindert, dass Notfallbefugnisse zu gewöhnlichen Befugnissen werden.</w:t>
-      </w:r>
-    </w:p>
-    <w:p>
-      <w:pPr>
-        <w:pStyle w:val="BlockText"/>
-      </w:pPr>
+      <w:r>
+        <w:t xml:space="preserve"> </w:t>
+      </w:r>
+      <w:r>
+        <w:t xml:space="preserve">&gt;</w:t>
+      </w:r>
+      <w:r>
+        <w:t xml:space="preserve"> </w:t>
+      </w:r>
+      <w:r>
+        <w:t xml:space="preserve">&gt; Manche Schäden entfalten sich schneller, als eine Abstimmung einberufen werden kann. Ein enger, gut abgesicherter Notfallpfad ermöglicht es der Gemeinschaft, auf echte Sicherheitsrisiken oder Plattformausfälle zu reagieren, ohne jemandem einen allgemeinen Überstimmungsmechanismus in die Hand zu geben. Der verpflichtende Zyklus aus Bericht, Prüfung und Ratifizierung-oder-Rücknahme verhindert, dass Notfallbefugnisse zu gewöhnlichen Befugnissen werden.</w:t>
+      </w:r>
+    </w:p>
+    <w:p>
+      <w:pPr>
+        <w:pStyle w:val="BodyText"/>
+      </w:pPr>
+      <w:r>
+        <w:t xml:space="preserve">&gt;</w:t>
+      </w:r>
+      <w:r>
+        <w:t xml:space="preserve"> </w:t>
+      </w:r>
       <w:r>
         <w:rPr>
           <w:b/>
@@ -1621,13 +1805,89 @@
         </w:rPr>
         <w:t xml:space="preserve">Anleitung — Wie ihr das ausfüllt</w:t>
       </w:r>
-    </w:p>
-    <w:p>
-      <w:pPr>
-        <w:pStyle w:val="BlockText"/>
-      </w:pPr>
-      <w:r>
-        <w:t xml:space="preserve">Definiert die Bedingungen, unter denen eine Notfalländerung vorgenommen werden darf, wer sie durchführen darf, und den verpflichtenden Zyklus aus Bericht-Prüfung-Ratifizierung-oder-Rücknahme.</w:t>
+      <w:r>
+        <w:t xml:space="preserve"> </w:t>
+      </w:r>
+      <w:r>
+        <w:t xml:space="preserve">&gt;</w:t>
+      </w:r>
+      <w:r>
+        <w:t xml:space="preserve"> </w:t>
+      </w:r>
+      <w:r>
+        <w:t xml:space="preserve">&gt; Definiert die Bedingungen, unter denen eine Notfalländerung vorgenommen werden darf, wer sie durchführen darf, und den verpflichtenden Zyklus aus Bericht-Prüfung-Ratifizierung-oder-Rücknahme.</w:t>
+      </w:r>
+    </w:p>
+    <w:p>
+      <w:pPr>
+        <w:pStyle w:val="BodyText"/>
+      </w:pPr>
+      <w:r>
+        <w:t xml:space="preserve">Eine operative Notfalländerung darf von</w:t>
+      </w:r>
+      <w:r>
+        <w:t xml:space="preserve"> </w:t>
+      </w:r>
+      <w:r>
+        <w:rPr>
+          <w:i/>
+          <w:iCs/>
+        </w:rPr>
+        <w:t xml:space="preserve">&lt;Rolle&gt;</w:t>
+      </w:r>
+      <w:r>
+        <w:t xml:space="preserve"> </w:t>
+      </w:r>
+      <w:r>
+        <w:t xml:space="preserve">nur vorgenommen werden, wenn alle folgenden Bedingungen erfüllt sind:</w:t>
+      </w:r>
+    </w:p>
+    <w:p>
+      <w:pPr>
+        <w:pStyle w:val="Compact"/>
+        <w:numPr>
+          <w:ilvl w:val="0"/>
+          <w:numId w:val="1009"/>
+        </w:numPr>
+      </w:pPr>
+      <w:r>
+        <w:rPr>
+          <w:i/>
+          <w:iCs/>
+        </w:rPr>
+        <w:t xml:space="preserve">&lt;Sofortiges Handeln ist erforderlich, um Sicherheitsschäden oder Plattformausfälle zu verhindern.&gt;</w:t>
+      </w:r>
+    </w:p>
+    <w:p>
+      <w:pPr>
+        <w:pStyle w:val="Compact"/>
+        <w:numPr>
+          <w:ilvl w:val="0"/>
+          <w:numId w:val="1009"/>
+        </w:numPr>
+      </w:pPr>
+      <w:r>
+        <w:rPr>
+          <w:i/>
+          <w:iCs/>
+        </w:rPr>
+        <w:t xml:space="preserve">&lt;Eine Abstimmung der Vollmitglieder kann nicht rechtzeitig einberufen werden.&gt;</w:t>
+      </w:r>
+    </w:p>
+    <w:p>
+      <w:pPr>
+        <w:pStyle w:val="Compact"/>
+        <w:numPr>
+          <w:ilvl w:val="0"/>
+          <w:numId w:val="1009"/>
+        </w:numPr>
+      </w:pPr>
+      <w:r>
+        <w:rPr>
+          <w:i/>
+          <w:iCs/>
+        </w:rPr>
+        <w:t xml:space="preserve">&lt;Die Änderung setzt keine Invariante der Schicht 0 außer Kraft.&gt;</w:t>
       </w:r>
     </w:p>
     <w:p>
@@ -1635,64 +1895,6 @@
         <w:pStyle w:val="FirstParagraph"/>
       </w:pPr>
       <w:r>
-        <w:t xml:space="preserve">Eine operative Notfalländerung darf von</w:t>
-      </w:r>
-      <w:r>
-        <w:t xml:space="preserve"> </w:t>
-      </w:r>
-      <w:r>
-        <w:t xml:space="preserve"> </w:t>
-      </w:r>
-      <w:r>
-        <w:t xml:space="preserve">nur vorgenommen werden, wenn alle folgenden Bedingungen erfüllt sind:</w:t>
-      </w:r>
-    </w:p>
-    <w:p>
-      <w:pPr>
-        <w:pStyle w:val="Compact"/>
-        <w:numPr>
-          <w:ilvl w:val="0"/>
-          <w:numId w:val="1009"/>
-        </w:numPr>
-      </w:pPr>
-      <w:r>
-        <w:rPr>
-          <w:i/>
-          <w:iCs/>
-        </w:rPr>
-        <w:t xml:space="preserve">&lt;Sofortiges Handeln ist erforderlich, um Sicherheitsschäden oder Plattformausfälle zu verhindern.&gt;</w:t>
-      </w:r>
-    </w:p>
-    <w:p>
-      <w:pPr>
-        <w:pStyle w:val="Compact"/>
-        <w:numPr>
-          <w:ilvl w:val="0"/>
-          <w:numId w:val="1009"/>
-        </w:numPr>
-      </w:pPr>
-    </w:p>
-    <w:p>
-      <w:pPr>
-        <w:pStyle w:val="Compact"/>
-        <w:numPr>
-          <w:ilvl w:val="0"/>
-          <w:numId w:val="1009"/>
-        </w:numPr>
-      </w:pPr>
-      <w:r>
-        <w:rPr>
-          <w:i/>
-          <w:iCs/>
-        </w:rPr>
-        <w:t xml:space="preserve">&lt;Die Änderung setzt keine Invariante der Schicht 0 außer Kraft.&gt;</w:t>
-      </w:r>
-    </w:p>
-    <w:p>
-      <w:pPr>
-        <w:pStyle w:val="FirstParagraph"/>
-      </w:pPr>
-      <w:r>
         <w:t xml:space="preserve">Notfalländerungen müssen:</w:t>
       </w:r>
     </w:p>
@@ -1704,6 +1906,13 @@
           <w:numId w:val="1010"/>
         </w:numPr>
       </w:pPr>
+      <w:r>
+        <w:rPr>
+          <w:i/>
+          <w:iCs/>
+        </w:rPr>
+        <w:t xml:space="preserve">&lt;Allen Vollmitgliedern innerhalb von X Stunden gemeldet werden.&gt;</w:t>
+      </w:r>
     </w:p>
     <w:p>
       <w:pPr>
@@ -1898,8 +2107,14 @@
     </w:p>
     <w:p>
       <w:pPr>
-        <w:pStyle w:val="BlockText"/>
-      </w:pPr>
+        <w:pStyle w:val="BodyText"/>
+      </w:pPr>
+      <w:r>
+        <w:t xml:space="preserve">&gt;</w:t>
+      </w:r>
+      <w:r>
+        <w:t xml:space="preserve"> </w:t>
+      </w:r>
       <w:r>
         <w:rPr>
           <w:b/>
@@ -1907,19 +2122,29 @@
         </w:rPr>
         <w:t xml:space="preserve">Begründung — Warum Experimente als eigenständigen Mechanismus behandeln</w:t>
       </w:r>
-    </w:p>
-    <w:p>
-      <w:pPr>
-        <w:pStyle w:val="BlockText"/>
-      </w:pPr>
-      <w:r>
-        <w:t xml:space="preserve">Die Gemeinschaft braucht eine Möglichkeit, Neues auszuprobieren, ohne es dauerhaft übernehmen zu müssen, um es zu testen. Experimente schaffen diesen Raum — aber nur, wenn sie zeitlich begrenzt, gekennzeichnet und automatisch ablaufend sind. Ohne diese Leitplanken wird ein „Experiment“ zum schnellsten Weg, eine dauerhafte Regel ohne echte Beratung einzuführen.</w:t>
-      </w:r>
-    </w:p>
-    <w:p>
-      <w:pPr>
-        <w:pStyle w:val="BlockText"/>
-      </w:pPr>
+      <w:r>
+        <w:t xml:space="preserve"> </w:t>
+      </w:r>
+      <w:r>
+        <w:t xml:space="preserve">&gt;</w:t>
+      </w:r>
+      <w:r>
+        <w:t xml:space="preserve"> </w:t>
+      </w:r>
+      <w:r>
+        <w:t xml:space="preserve">&gt; Die Gemeinschaft braucht eine Möglichkeit, Neues auszuprobieren, ohne es dauerhaft übernehmen zu müssen, um es zu testen. Experimente schaffen diesen Raum — aber nur, wenn sie zeitlich begrenzt, gekennzeichnet und automatisch ablaufend sind. Ohne diese Leitplanken wird ein „Experiment“ zum schnellsten Weg, eine dauerhafte Regel ohne echte Beratung einzuführen.</w:t>
+      </w:r>
+    </w:p>
+    <w:p>
+      <w:pPr>
+        <w:pStyle w:val="BodyText"/>
+      </w:pPr>
+      <w:r>
+        <w:t xml:space="preserve">&gt;</w:t>
+      </w:r>
+      <w:r>
+        <w:t xml:space="preserve"> </w:t>
+      </w:r>
       <w:r>
         <w:rPr>
           <w:b/>
@@ -1927,18 +2152,22 @@
         </w:rPr>
         <w:t xml:space="preserve">Anleitung — Wie ihr das ausfüllt</w:t>
       </w:r>
-    </w:p>
-    <w:p>
-      <w:pPr>
-        <w:pStyle w:val="BlockText"/>
-      </w:pPr>
-      <w:r>
-        <w:t xml:space="preserve">Definiert die Regeln, die jedes Experiment erfüllen muss. Verweist auf die Experimentvorlage für die vollständige Einreichungsform.</w:t>
-      </w:r>
-    </w:p>
-    <w:p>
-      <w:pPr>
-        <w:pStyle w:val="FirstParagraph"/>
+      <w:r>
+        <w:t xml:space="preserve"> </w:t>
+      </w:r>
+      <w:r>
+        <w:t xml:space="preserve">&gt;</w:t>
+      </w:r>
+      <w:r>
+        <w:t xml:space="preserve"> </w:t>
+      </w:r>
+      <w:r>
+        <w:t xml:space="preserve">&gt; Definiert die Regeln, die jedes Experiment erfüllen muss. Verweist auf die Experimentvorlage für die vollständige Einreichungsform.</w:t>
+      </w:r>
+    </w:p>
+    <w:p>
+      <w:pPr>
+        <w:pStyle w:val="BodyText"/>
       </w:pPr>
       <w:r>
         <w:rPr>
@@ -2004,6 +2233,13 @@
           <w:numId w:val="1011"/>
         </w:numPr>
       </w:pPr>
+      <w:r>
+        <w:rPr>
+          <w:i/>
+          <w:iCs/>
+        </w:rPr>
+        <w:t xml:space="preserve">&lt;Ergebnisse und Erkenntnisse werden im Lernprotokoll festgehalten.&gt;</w:t>
+      </w:r>
     </w:p>
     <w:p>
       <w:r>
@@ -2040,6 +2276,9 @@
       <w:r>
         <w:t xml:space="preserve"> </w:t>
       </w:r>
+      <w:r>
+        <w:t xml:space="preserve">&lt;JJJJ-MM-TT&gt;</w:t>
+      </w:r>
     </w:p>
     <w:p>
       <w:pPr>
@@ -2081,6 +2320,9 @@
       <w:r>
         <w:t xml:space="preserve"> </w:t>
       </w:r>
+      <w:r>
+        <w:t xml:space="preserve">&lt;Version&gt;</w:t>
+      </w:r>
     </w:p>
     <w:p>
       <w:pPr>
@@ -2099,6 +2341,9 @@
       </w:r>
       <w:r>
         <w:t xml:space="preserve"> </w:t>
+      </w:r>
+      <w:r>
+        <w:t xml:space="preserve">&lt;Link zum Entscheidungsprotokoll&gt;</w:t>
       </w:r>
     </w:p>
     <w:bookmarkEnd w:id="30"/>

--- a/static/downloads/de/docx/layer-6/change-protocol.docx
+++ b/static/downloads/de/docx/layer-6/change-protocol.docx
@@ -87,7 +87,7 @@
         <w:t xml:space="preserve"> </w:t>
       </w:r>
       <w:r>
-        <w:t xml:space="preserve">2026-07-07</w:t>
+        <w:t xml:space="preserve">2026-08-31</w:t>
       </w:r>
     </w:p>
     <w:p>
